--- a/files/logs/m4-deacon-amos-vyrn.docx
+++ b/files/logs/m4-deacon-amos-vyrn.docx
@@ -31,7 +31,7 @@
           <w:sz w:val="24"/>
           <w:szCs w:val="24"/>
         </w:rPr>
-        <w:t xml:space="preserve">The Silent Axiom’s Report – Tlatec, 22AUG26</w:t>
+        <w:t>The Silent Axiom’s Report – Tlatec, 25OCT26</w:t>
       </w:r>
     </w:p>
     <w:p>
